--- a/Tuan5/Tuan5DockerCompose.docx
+++ b/Tuan5/Tuan5DockerCompose.docx
@@ -1150,7 +1150,135 @@
         <w:t>Bai 2</w:t>
       </w:r>
     </w:p>
-    <w:p/>
+    <w:p>
+      <w:r>
+        <w:lastRenderedPageBreak/>
+        <w:drawing>
+          <wp:inline distT="0" distB="0" distL="0" distR="0" wp14:anchorId="7F42CB46" wp14:editId="70DC51B7">
+            <wp:extent cx="6858000" cy="2960370"/>
+            <wp:effectExtent l="0" t="0" r="0" b="0"/>
+            <wp:docPr id="40722510" name="Picture 1"/>
+            <wp:cNvGraphicFramePr>
+              <a:graphicFrameLocks xmlns:a="http://schemas.openxmlformats.org/drawingml/2006/main" noChangeAspect="1"/>
+            </wp:cNvGraphicFramePr>
+            <a:graphic xmlns:a="http://schemas.openxmlformats.org/drawingml/2006/main">
+              <a:graphicData uri="http://schemas.openxmlformats.org/drawingml/2006/picture">
+                <pic:pic xmlns:pic="http://schemas.openxmlformats.org/drawingml/2006/picture">
+                  <pic:nvPicPr>
+                    <pic:cNvPr id="40722510" name=""/>
+                    <pic:cNvPicPr/>
+                  </pic:nvPicPr>
+                  <pic:blipFill>
+                    <a:blip r:embed="rId28"/>
+                    <a:stretch>
+                      <a:fillRect/>
+                    </a:stretch>
+                  </pic:blipFill>
+                  <pic:spPr>
+                    <a:xfrm>
+                      <a:off x="0" y="0"/>
+                      <a:ext cx="6858000" cy="2960370"/>
+                    </a:xfrm>
+                    <a:prstGeom prst="rect">
+                      <a:avLst/>
+                    </a:prstGeom>
+                  </pic:spPr>
+                </pic:pic>
+              </a:graphicData>
+            </a:graphic>
+          </wp:inline>
+        </w:drawing>
+      </w:r>
+      <w:r>
+        <w:rPr>
+          <w:noProof/>
+        </w:rPr>
+        <w:t xml:space="preserve"> </w:t>
+      </w:r>
+      <w:r>
+        <w:drawing>
+          <wp:inline distT="0" distB="0" distL="0" distR="0" wp14:anchorId="71897260" wp14:editId="702AD608">
+            <wp:extent cx="6858000" cy="2933065"/>
+            <wp:effectExtent l="0" t="0" r="0" b="635"/>
+            <wp:docPr id="1132973497" name="Picture 1"/>
+            <wp:cNvGraphicFramePr>
+              <a:graphicFrameLocks xmlns:a="http://schemas.openxmlformats.org/drawingml/2006/main" noChangeAspect="1"/>
+            </wp:cNvGraphicFramePr>
+            <a:graphic xmlns:a="http://schemas.openxmlformats.org/drawingml/2006/main">
+              <a:graphicData uri="http://schemas.openxmlformats.org/drawingml/2006/picture">
+                <pic:pic xmlns:pic="http://schemas.openxmlformats.org/drawingml/2006/picture">
+                  <pic:nvPicPr>
+                    <pic:cNvPr id="1132973497" name=""/>
+                    <pic:cNvPicPr/>
+                  </pic:nvPicPr>
+                  <pic:blipFill>
+                    <a:blip r:embed="rId29"/>
+                    <a:stretch>
+                      <a:fillRect/>
+                    </a:stretch>
+                  </pic:blipFill>
+                  <pic:spPr>
+                    <a:xfrm>
+                      <a:off x="0" y="0"/>
+                      <a:ext cx="6858000" cy="2933065"/>
+                    </a:xfrm>
+                    <a:prstGeom prst="rect">
+                      <a:avLst/>
+                    </a:prstGeom>
+                  </pic:spPr>
+                </pic:pic>
+              </a:graphicData>
+            </a:graphic>
+          </wp:inline>
+        </w:drawing>
+      </w:r>
+      <w:r>
+        <w:rPr>
+          <w:noProof/>
+        </w:rPr>
+        <w:t xml:space="preserve"> </w:t>
+      </w:r>
+      <w:r>
+        <w:rPr>
+          <w:noProof/>
+        </w:rPr>
+        <w:drawing>
+          <wp:inline distT="0" distB="0" distL="0" distR="0" wp14:anchorId="59C48074" wp14:editId="4B7ED659">
+            <wp:extent cx="6858000" cy="2785110"/>
+            <wp:effectExtent l="0" t="0" r="0" b="0"/>
+            <wp:docPr id="518258395" name="Picture 1"/>
+            <wp:cNvGraphicFramePr>
+              <a:graphicFrameLocks xmlns:a="http://schemas.openxmlformats.org/drawingml/2006/main" noChangeAspect="1"/>
+            </wp:cNvGraphicFramePr>
+            <a:graphic xmlns:a="http://schemas.openxmlformats.org/drawingml/2006/main">
+              <a:graphicData uri="http://schemas.openxmlformats.org/drawingml/2006/picture">
+                <pic:pic xmlns:pic="http://schemas.openxmlformats.org/drawingml/2006/picture">
+                  <pic:nvPicPr>
+                    <pic:cNvPr id="518258395" name=""/>
+                    <pic:cNvPicPr/>
+                  </pic:nvPicPr>
+                  <pic:blipFill>
+                    <a:blip r:embed="rId30"/>
+                    <a:stretch>
+                      <a:fillRect/>
+                    </a:stretch>
+                  </pic:blipFill>
+                  <pic:spPr>
+                    <a:xfrm>
+                      <a:off x="0" y="0"/>
+                      <a:ext cx="6858000" cy="2785110"/>
+                    </a:xfrm>
+                    <a:prstGeom prst="rect">
+                      <a:avLst/>
+                    </a:prstGeom>
+                  </pic:spPr>
+                </pic:pic>
+              </a:graphicData>
+            </a:graphic>
+          </wp:inline>
+        </w:drawing>
+      </w:r>
+    </w:p>
     <w:sectPr>
       <w:pgSz w:w="12240" w:h="15840"/>
       <w:pgMar w:top="720" w:right="720" w:bottom="720" w:left="720" w:header="720" w:footer="720" w:gutter="0"/>
